--- a/00_Project Management/02_日志/范卓轩的日志.docx
+++ b/00_Project Management/02_日志/范卓轩的日志.docx
@@ -5,71 +5,257 @@
     <w:p>
       <w:pPr>
         <w:rPr>
+          <w:sz w:val="20"/>
+          <w:szCs w:val="20"/>
+        </w:rPr>
+      </w:pPr>
+      <w:r>
+        <w:rPr>
           <w:rFonts w:hint="eastAsia"/>
           <w:sz w:val="28"/>
           <w:szCs w:val="28"/>
         </w:rPr>
-      </w:pPr>
-      <w:r>
-        <w:rPr>
-          <w:rFonts w:hint="eastAsia"/>
+        <w:t>2026.6.9</w:t>
+      </w:r>
+      <w:r>
+        <w:rPr>
           <w:sz w:val="28"/>
           <w:szCs w:val="28"/>
         </w:rPr>
-        <w:t>2026.6.9</w:t>
-      </w:r>
-      <w:r>
+        <w:br/>
+      </w:r>
+      <w:r>
+        <w:rPr>
+          <w:rFonts w:hint="eastAsia"/>
+          <w:sz w:val="20"/>
+          <w:szCs w:val="20"/>
+        </w:rPr>
+        <w:t>今天完成了报名</w:t>
+      </w:r>
+      <w:r>
+        <w:rPr>
+          <w:rFonts w:hint="eastAsia"/>
+          <w:sz w:val="20"/>
+          <w:szCs w:val="20"/>
+        </w:rPr>
+        <w:t>，新建了仓库，雷达已经到手，</w:t>
+      </w:r>
+      <w:r>
+        <w:rPr>
+          <w:sz w:val="20"/>
+          <w:szCs w:val="20"/>
+        </w:rPr>
+        <w:br/>
+      </w:r>
+      <w:r>
+        <w:rPr>
+          <w:rFonts w:hint="eastAsia"/>
+          <w:sz w:val="20"/>
+          <w:szCs w:val="20"/>
+        </w:rPr>
+        <w:t>考虑到赛题还有绕障要求，所以只能用35机架</w:t>
+      </w:r>
+      <w:r>
+        <w:rPr>
+          <w:sz w:val="20"/>
+          <w:szCs w:val="20"/>
+        </w:rPr>
+        <w:br/>
+      </w:r>
+      <w:r>
+        <w:rPr>
+          <w:rFonts w:hint="eastAsia"/>
+          <w:sz w:val="20"/>
+          <w:szCs w:val="20"/>
+        </w:rPr>
+        <w:t>还要求投掷功能和激光功能，所以要做减重，晚上初步重新设计了机架</w:t>
+      </w:r>
+    </w:p>
+    <w:p>
+      <w:pPr>
         <w:rPr>
           <w:sz w:val="28"/>
           <w:szCs w:val="28"/>
         </w:rPr>
-        <w:br/>
-      </w:r>
-      <w:r>
-        <w:rPr>
-          <w:rFonts w:hint="eastAsia"/>
-          <w:sz w:val="20"/>
-          <w:szCs w:val="20"/>
-        </w:rPr>
-        <w:t>今天完成了报名</w:t>
-      </w:r>
-      <w:r>
-        <w:rPr>
-          <w:rFonts w:hint="eastAsia"/>
-          <w:sz w:val="20"/>
-          <w:szCs w:val="20"/>
-        </w:rPr>
-        <w:t>，新建了仓库，雷达已经到手，</w:t>
-      </w:r>
-      <w:r>
-        <w:rPr>
-          <w:sz w:val="20"/>
-          <w:szCs w:val="20"/>
-        </w:rPr>
-        <w:br/>
-      </w:r>
-      <w:r>
-        <w:rPr>
-          <w:rFonts w:hint="eastAsia"/>
-          <w:sz w:val="20"/>
-          <w:szCs w:val="20"/>
-        </w:rPr>
-        <w:t>考虑到赛题还有绕障要求，所以只能用35机架</w:t>
-      </w:r>
-      <w:r>
-        <w:rPr>
-          <w:sz w:val="20"/>
-          <w:szCs w:val="20"/>
-        </w:rPr>
-        <w:br/>
-      </w:r>
-      <w:r>
-        <w:rPr>
-          <w:rFonts w:hint="eastAsia"/>
-          <w:sz w:val="20"/>
-          <w:szCs w:val="20"/>
-        </w:rPr>
-        <w:t>还要求投掷功能和激光功能，所以要做减重，晚上初步重新设计了机架</w:t>
+      </w:pPr>
+      <w:r>
+        <w:rPr>
+          <w:rFonts w:hint="eastAsia"/>
+          <w:sz w:val="28"/>
+          <w:szCs w:val="28"/>
+        </w:rPr>
+        <w:t>2026.6.12</w:t>
+      </w:r>
+    </w:p>
+    <w:p>
+      <w:pPr>
+        <w:rPr>
+          <w:sz w:val="20"/>
+          <w:szCs w:val="20"/>
+        </w:rPr>
+      </w:pPr>
+      <w:r>
+        <w:rPr>
+          <w:rFonts w:hint="eastAsia"/>
+          <w:sz w:val="20"/>
+          <w:szCs w:val="20"/>
+        </w:rPr>
+        <w:t>已经在</w:t>
+      </w:r>
+      <w:r>
+        <w:rPr>
+          <w:rFonts w:hint="eastAsia"/>
+          <w:sz w:val="20"/>
+          <w:szCs w:val="20"/>
+        </w:rPr>
+        <w:t>机载电脑上安装好了飞行链路的大概环境（雷达驱动/SDK，fastlio2，ego）</w:t>
+      </w:r>
+      <w:r>
+        <w:rPr>
+          <w:rFonts w:hint="eastAsia"/>
+          <w:sz w:val="20"/>
+          <w:szCs w:val="20"/>
+        </w:rPr>
+        <w:t>，雷达可以正常出点云了。</w:t>
+      </w:r>
+      <w:r>
+        <w:rPr>
+          <w:rFonts w:hint="eastAsia"/>
+          <w:noProof/>
+          <w:sz w:val="20"/>
+          <w:szCs w:val="20"/>
+        </w:rPr>
+        <w:drawing>
+          <wp:inline distT="0" distB="0" distL="0" distR="0" wp14:anchorId="28A1338F" wp14:editId="3143D3E4">
+            <wp:extent cx="3540557" cy="2332522"/>
+            <wp:effectExtent l="0" t="0" r="3175" b="0"/>
+            <wp:docPr id="701699785" name="图片 1"/>
+            <wp:cNvGraphicFramePr>
+              <a:graphicFrameLocks xmlns:a="http://schemas.openxmlformats.org/drawingml/2006/main" noChangeAspect="1"/>
+            </wp:cNvGraphicFramePr>
+            <a:graphic xmlns:a="http://schemas.openxmlformats.org/drawingml/2006/main">
+              <a:graphicData uri="http://schemas.openxmlformats.org/drawingml/2006/picture">
+                <pic:pic xmlns:pic="http://schemas.openxmlformats.org/drawingml/2006/picture">
+                  <pic:nvPicPr>
+                    <pic:cNvPr id="0" name="Picture 1"/>
+                    <pic:cNvPicPr>
+                      <a:picLocks noChangeAspect="1" noChangeArrowheads="1"/>
+                    </pic:cNvPicPr>
+                  </pic:nvPicPr>
+                  <pic:blipFill>
+                    <a:blip r:embed="rId4" cstate="print">
+                      <a:extLst>
+                        <a:ext uri="{28A0092B-C50C-407E-A947-70E740481C1C}">
+                          <a14:useLocalDpi xmlns:a14="http://schemas.microsoft.com/office/drawing/2010/main" val="0"/>
+                        </a:ext>
+                      </a:extLst>
+                    </a:blip>
+                    <a:srcRect/>
+                    <a:stretch>
+                      <a:fillRect/>
+                    </a:stretch>
+                  </pic:blipFill>
+                  <pic:spPr bwMode="auto">
+                    <a:xfrm>
+                      <a:off x="0" y="0"/>
+                      <a:ext cx="3542769" cy="2333979"/>
+                    </a:xfrm>
+                    <a:prstGeom prst="rect">
+                      <a:avLst/>
+                    </a:prstGeom>
+                    <a:noFill/>
+                    <a:ln>
+                      <a:noFill/>
+                    </a:ln>
+                  </pic:spPr>
+                </pic:pic>
+              </a:graphicData>
+            </a:graphic>
+          </wp:inline>
+        </w:drawing>
+      </w:r>
+    </w:p>
+    <w:p>
+      <w:pPr>
+        <w:rPr>
+          <w:sz w:val="20"/>
+          <w:szCs w:val="20"/>
+        </w:rPr>
+      </w:pPr>
+      <w:r>
+        <w:rPr>
+          <w:rFonts w:hint="eastAsia"/>
+          <w:sz w:val="20"/>
+          <w:szCs w:val="20"/>
+        </w:rPr>
+        <w:t>机架上板的2d图纸画好了，也3d打印验证了，目前没有什么问题（合计减重了约100g的打印件，并且更美观了）</w:t>
+      </w:r>
+    </w:p>
+    <w:p>
+      <w:pPr>
+        <w:rPr>
+          <w:sz w:val="20"/>
+          <w:szCs w:val="20"/>
+        </w:rPr>
+      </w:pPr>
+      <w:r>
+        <w:rPr>
+          <w:rFonts w:hint="eastAsia"/>
+          <w:sz w:val="20"/>
+          <w:szCs w:val="20"/>
+        </w:rPr>
+        <w:t>雷达与机架的安装底座也初步设计好了，考虑到雷达对于水平面以下的部分无法感知，需要将雷达前倾30°，打印件也实现了该功能</w:t>
+      </w:r>
+    </w:p>
+    <w:p>
+      <w:pPr>
+        <w:rPr>
+          <w:sz w:val="20"/>
+          <w:szCs w:val="20"/>
+        </w:rPr>
+      </w:pPr>
+      <w:r>
+        <w:rPr>
+          <w:rFonts w:hint="eastAsia"/>
+          <w:sz w:val="20"/>
+          <w:szCs w:val="20"/>
+        </w:rPr>
+        <w:t>已经把另一片3588交给了视觉，这个3588需要视觉和控制一起用</w:t>
+      </w:r>
+    </w:p>
+    <w:p>
+      <w:pPr>
+        <w:rPr>
+          <w:rFonts w:hint="eastAsia"/>
+          <w:sz w:val="20"/>
+          <w:szCs w:val="20"/>
+        </w:rPr>
+      </w:pPr>
+      <w:r>
+        <w:rPr>
+          <w:rFonts w:hint="eastAsia"/>
+          <w:sz w:val="20"/>
+          <w:szCs w:val="20"/>
+        </w:rPr>
+        <w:t>两个队员基本</w:t>
+      </w:r>
+      <w:proofErr w:type="gramStart"/>
+      <w:r>
+        <w:rPr>
+          <w:rFonts w:hint="eastAsia"/>
+          <w:sz w:val="20"/>
+          <w:szCs w:val="20"/>
+        </w:rPr>
+        <w:t>不</w:t>
+      </w:r>
+      <w:proofErr w:type="gramEnd"/>
+      <w:r>
+        <w:rPr>
+          <w:rFonts w:hint="eastAsia"/>
+          <w:sz w:val="20"/>
+          <w:szCs w:val="20"/>
+        </w:rPr>
+        <w:t>鸟我</w:t>
       </w:r>
     </w:p>
     <w:sectPr>
@@ -1006,6 +1192,27 @@
       <w:spacing w:val="5"/>
     </w:rPr>
   </w:style>
+  <w:style w:type="paragraph" w:styleId="ae">
+    <w:name w:val="Date"/>
+    <w:basedOn w:val="a"/>
+    <w:next w:val="a"/>
+    <w:link w:val="af"/>
+    <w:uiPriority w:val="99"/>
+    <w:semiHidden/>
+    <w:unhideWhenUsed/>
+    <w:rsid w:val="00D522B8"/>
+    <w:pPr>
+      <w:ind w:leftChars="2500" w:left="100"/>
+    </w:pPr>
+  </w:style>
+  <w:style w:type="character" w:customStyle="1" w:styleId="af">
+    <w:name w:val="日期 字符"/>
+    <w:basedOn w:val="a0"/>
+    <w:link w:val="ae"/>
+    <w:uiPriority w:val="99"/>
+    <w:semiHidden/>
+    <w:rsid w:val="00D522B8"/>
+  </w:style>
 </w:styles>
 </file>
 
